--- a/resources/templates/Specifications.docx
+++ b/resources/templates/Specifications.docx
@@ -3580,6 +3580,8 @@
       <w:r>
         <w:rPr>
           <w:rFonts w:ascii="Arial" w:eastAsiaTheme="minorEastAsia" w:hAnsi="Arial" w:cs="Arial" w:hint="eastAsia"/>
+          <w:b/>
+          <w:bCs/>
           <w:color w:val="404040"/>
         </w:rPr>
         <w:t>{{</w:t>
@@ -3587,6 +3589,8 @@
       <w:r>
         <w:rPr>
           <w:rFonts w:ascii="Arial" w:eastAsiaTheme="minorEastAsia" w:hAnsi="Arial" w:cs="Arial"/>
+          <w:b/>
+          <w:bCs/>
           <w:color w:val="404040"/>
         </w:rPr>
         <w:t>capacity</w:t>
@@ -3595,6 +3599,8 @@
       <w:r>
         <w:rPr>
           <w:rFonts w:ascii="Arial" w:eastAsiaTheme="minorEastAsia" w:hAnsi="Arial" w:cs="Arial" w:hint="eastAsia"/>
+          <w:b/>
+          <w:bCs/>
           <w:color w:val="404040"/>
         </w:rPr>
         <w:t>}}</w:t>
@@ -3602,6 +3608,8 @@
       <w:r>
         <w:rPr>
           <w:rFonts w:ascii="Arial" w:hAnsi="Arial" w:cs="Arial"/>
+          <w:b/>
+          <w:bCs/>
           <w:color w:val="404040"/>
         </w:rPr>
         <w:t>kPa</w:t>
@@ -4140,15 +4148,13 @@
         </w:rPr>
         <w:t xml:space="preserve"> Extend stripping 2m beyond earthwork limits except constrained by site boundaries, existing works or other physical </w:t>
       </w:r>
-      <w:proofErr w:type="spellStart"/>
       <w:r>
         <w:rPr>
           <w:rFonts w:ascii="Arial" w:eastAsiaTheme="minorEastAsia" w:hAnsi="Arial" w:cs="Arial"/>
           <w:color w:val="404040"/>
         </w:rPr>
-        <w:t>limintations</w:t>
-      </w:r>
-      <w:proofErr w:type="spellEnd"/>
+        <w:t>limitations</w:t>
+      </w:r>
       <w:r>
         <w:rPr>
           <w:rFonts w:ascii="Arial" w:eastAsiaTheme="minorEastAsia" w:hAnsi="Arial" w:cs="Arial"/>
@@ -4438,14 +4444,12 @@
         </w:rPr>
         <w:t xml:space="preserve">Without damaging </w:t>
       </w:r>
-      <w:proofErr w:type="spellStart"/>
       <w:r>
         <w:rPr>
           <w:rFonts w:ascii="Arial" w:hAnsi="Arial" w:cs="Arial"/>
         </w:rPr>
-        <w:t>neighboring</w:t>
-      </w:r>
-      <w:proofErr w:type="spellEnd"/>
+        <w:t>neighbouring</w:t>
+      </w:r>
       <w:r>
         <w:rPr>
           <w:rFonts w:ascii="Arial" w:hAnsi="Arial" w:cs="Arial"/>
@@ -4467,15 +4471,13 @@
         </w:rPr>
         <w:t xml:space="preserve">All excavation </w:t>
       </w:r>
-      <w:proofErr w:type="spellStart"/>
-      <w:r>
-        <w:rPr>
-          <w:rFonts w:ascii="Arial" w:eastAsiaTheme="minorEastAsia" w:hAnsi="Arial" w:cs="Arial"/>
-          <w:lang w:eastAsia="zh-CN"/>
-        </w:rPr>
-        <w:t>shal</w:t>
-      </w:r>
-      <w:proofErr w:type="spellEnd"/>
+      <w:r>
+        <w:rPr>
+          <w:rFonts w:ascii="Arial" w:eastAsiaTheme="minorEastAsia" w:hAnsi="Arial" w:cs="Arial"/>
+          <w:lang w:eastAsia="zh-CN"/>
+        </w:rPr>
+        <w:t>shall</w:t>
+      </w:r>
       <w:r>
         <w:rPr>
           <w:rFonts w:ascii="Arial" w:eastAsiaTheme="minorEastAsia" w:hAnsi="Arial" w:cs="Arial"/>
@@ -4926,16 +4928,12 @@
         </w:rPr>
         <w:t xml:space="preserve">(a) Free </w:t>
       </w:r>
-      <w:proofErr w:type="spellStart"/>
-      <w:proofErr w:type="gramStart"/>
       <w:r>
         <w:rPr>
           <w:rFonts w:ascii="Arial" w:hAnsi="Arial" w:cs="Arial"/>
         </w:rPr>
-        <w:t>from:Slips</w:t>
-      </w:r>
-      <w:proofErr w:type="spellEnd"/>
-      <w:proofErr w:type="gramEnd"/>
+        <w:t>from: Slips</w:t>
+      </w:r>
       <w:r>
         <w:rPr>
           <w:rFonts w:ascii="Arial" w:eastAsiaTheme="minorEastAsia" w:hAnsi="Arial" w:cs="Arial"/>
@@ -4989,16 +4987,12 @@
         </w:rPr>
         <w:t xml:space="preserve">(b) Using </w:t>
       </w:r>
-      <w:proofErr w:type="spellStart"/>
-      <w:proofErr w:type="gramStart"/>
       <w:r>
         <w:rPr>
           <w:rFonts w:ascii="Arial" w:hAnsi="Arial" w:cs="Arial"/>
         </w:rPr>
-        <w:t>appropriate:Slope</w:t>
-      </w:r>
-      <w:proofErr w:type="spellEnd"/>
-      <w:proofErr w:type="gramEnd"/>
+        <w:t>appropriate: Slope</w:t>
+      </w:r>
       <w:r>
         <w:rPr>
           <w:rFonts w:ascii="Arial" w:hAnsi="Arial" w:cs="Arial"/>
@@ -8764,12 +8758,16 @@
         <w:spacing w:before="120" w:after="120"/>
         <w:rPr>
           <w:rFonts w:ascii="Arial" w:eastAsiaTheme="minorEastAsia" w:hAnsi="Arial" w:cs="Arial"/>
-          <w:lang w:eastAsia="zh-CN"/>
-        </w:rPr>
-      </w:pPr>
-      <w:r>
-        <w:rPr>
-          <w:rFonts w:ascii="Arial" w:eastAsiaTheme="minorEastAsia" w:hAnsi="Arial" w:cs="Arial"/>
+          <w:b/>
+          <w:bCs/>
+          <w:lang w:eastAsia="zh-CN"/>
+        </w:rPr>
+      </w:pPr>
+      <w:r>
+        <w:rPr>
+          <w:rFonts w:ascii="Arial" w:eastAsiaTheme="minorEastAsia" w:hAnsi="Arial" w:cs="Arial"/>
+          <w:b/>
+          <w:bCs/>
           <w:lang w:eastAsia="zh-CN"/>
         </w:rPr>
         <w:t>Strength Requirements:</w:t>
@@ -8780,12 +8778,16 @@
         <w:spacing w:before="120" w:after="120"/>
         <w:rPr>
           <w:rFonts w:ascii="Arial" w:eastAsiaTheme="minorEastAsia" w:hAnsi="Arial" w:cs="Arial"/>
-          <w:lang w:eastAsia="zh-CN"/>
-        </w:rPr>
-      </w:pPr>
-      <w:r>
-        <w:rPr>
-          <w:rFonts w:ascii="Arial" w:eastAsiaTheme="minorEastAsia" w:hAnsi="Arial" w:cs="Arial"/>
+          <w:b/>
+          <w:bCs/>
+          <w:lang w:eastAsia="zh-CN"/>
+        </w:rPr>
+      </w:pPr>
+      <w:r>
+        <w:rPr>
+          <w:rFonts w:ascii="Arial" w:eastAsiaTheme="minorEastAsia" w:hAnsi="Arial" w:cs="Arial"/>
+          <w:b/>
+          <w:bCs/>
           <w:lang w:eastAsia="zh-CN"/>
         </w:rPr>
         <w:t>The required 28</w:t>
@@ -8793,6 +8795,8 @@
       <w:r>
         <w:rPr>
           <w:rFonts w:ascii="Arial" w:eastAsiaTheme="minorEastAsia" w:hAnsi="Arial" w:cs="Arial"/>
+          <w:b/>
+          <w:bCs/>
           <w:lang w:eastAsia="zh-CN"/>
         </w:rPr>
         <w:t xml:space="preserve">-Day </w:t>
@@ -8800,6 +8804,8 @@
       <w:r>
         <w:rPr>
           <w:rFonts w:ascii="Arial" w:eastAsiaTheme="minorEastAsia" w:hAnsi="Arial" w:cs="Arial"/>
+          <w:b/>
+          <w:bCs/>
           <w:lang w:eastAsia="zh-CN"/>
         </w:rPr>
         <w:t xml:space="preserve">Compressive </w:t>
@@ -8807,6 +8813,8 @@
       <w:r>
         <w:rPr>
           <w:rFonts w:ascii="Arial" w:eastAsiaTheme="minorEastAsia" w:hAnsi="Arial" w:cs="Arial"/>
+          <w:b/>
+          <w:bCs/>
           <w:lang w:eastAsia="zh-CN"/>
         </w:rPr>
         <w:t>Strength</w:t>
@@ -8814,6 +8822,8 @@
       <w:r>
         <w:rPr>
           <w:rFonts w:ascii="Arial" w:eastAsiaTheme="minorEastAsia" w:hAnsi="Arial" w:cs="Arial"/>
+          <w:b/>
+          <w:bCs/>
           <w:lang w:eastAsia="zh-CN"/>
         </w:rPr>
         <w:t xml:space="preserve"> for this project are:</w:t>
@@ -8824,12 +8834,16 @@
         <w:spacing w:before="120" w:after="120"/>
         <w:rPr>
           <w:rFonts w:ascii="Arial" w:eastAsiaTheme="minorEastAsia" w:hAnsi="Arial" w:cs="Arial"/>
-          <w:lang w:eastAsia="zh-CN"/>
-        </w:rPr>
-      </w:pPr>
-      <w:r>
-        <w:rPr>
-          <w:rFonts w:ascii="Arial" w:eastAsiaTheme="minorEastAsia" w:hAnsi="Arial" w:cs="Arial"/>
+          <w:b/>
+          <w:bCs/>
+          <w:lang w:eastAsia="zh-CN"/>
+        </w:rPr>
+      </w:pPr>
+      <w:r>
+        <w:rPr>
+          <w:rFonts w:ascii="Arial" w:eastAsiaTheme="minorEastAsia" w:hAnsi="Arial" w:cs="Arial"/>
+          <w:b/>
+          <w:bCs/>
           <w:lang w:eastAsia="zh-CN"/>
         </w:rPr>
         <w:t xml:space="preserve">Precast elements: </w:t>
@@ -8837,6 +8851,8 @@
       <w:r>
         <w:rPr>
           <w:rFonts w:ascii="Arial" w:eastAsiaTheme="minorEastAsia" w:hAnsi="Arial" w:cs="Arial"/>
+          <w:b/>
+          <w:bCs/>
           <w:lang w:eastAsia="zh-CN"/>
         </w:rPr>
         <w:t>{{</w:t>
@@ -8845,6 +8861,8 @@
       <w:r>
         <w:rPr>
           <w:rFonts w:ascii="Arial" w:eastAsiaTheme="minorEastAsia" w:hAnsi="Arial" w:cs="Arial"/>
+          <w:b/>
+          <w:bCs/>
           <w:lang w:eastAsia="zh-CN"/>
         </w:rPr>
         <w:t>precast_strength</w:t>
@@ -8853,6 +8871,8 @@
       <w:r>
         <w:rPr>
           <w:rFonts w:ascii="Arial" w:eastAsiaTheme="minorEastAsia" w:hAnsi="Arial" w:cs="Arial"/>
+          <w:b/>
+          <w:bCs/>
           <w:lang w:eastAsia="zh-CN"/>
         </w:rPr>
         <w:t>}}</w:t>
@@ -8860,6 +8880,8 @@
       <w:r>
         <w:rPr>
           <w:rFonts w:ascii="Arial" w:eastAsiaTheme="minorEastAsia" w:hAnsi="Arial" w:cs="Arial"/>
+          <w:b/>
+          <w:bCs/>
           <w:lang w:eastAsia="zh-CN"/>
         </w:rPr>
         <w:t xml:space="preserve"> MPa</w:t>
@@ -8870,12 +8892,16 @@
         <w:spacing w:before="120" w:after="120"/>
         <w:rPr>
           <w:rFonts w:ascii="Arial" w:eastAsiaTheme="minorEastAsia" w:hAnsi="Arial" w:cs="Arial"/>
-          <w:lang w:eastAsia="zh-CN"/>
-        </w:rPr>
-      </w:pPr>
-      <w:r>
-        <w:rPr>
-          <w:rFonts w:ascii="Arial" w:eastAsiaTheme="minorEastAsia" w:hAnsi="Arial" w:cs="Arial"/>
+          <w:b/>
+          <w:bCs/>
+          <w:lang w:eastAsia="zh-CN"/>
+        </w:rPr>
+      </w:pPr>
+      <w:r>
+        <w:rPr>
+          <w:rFonts w:ascii="Arial" w:eastAsiaTheme="minorEastAsia" w:hAnsi="Arial" w:cs="Arial"/>
+          <w:b/>
+          <w:bCs/>
           <w:lang w:eastAsia="zh-CN"/>
         </w:rPr>
         <w:t>Foundations</w:t>
@@ -8883,6 +8909,8 @@
       <w:r>
         <w:rPr>
           <w:rFonts w:ascii="Arial" w:eastAsiaTheme="minorEastAsia" w:hAnsi="Arial" w:cs="Arial"/>
+          <w:b/>
+          <w:bCs/>
           <w:lang w:eastAsia="zh-CN"/>
         </w:rPr>
         <w:t>:</w:t>
@@ -8890,6 +8918,8 @@
       <w:r>
         <w:rPr>
           <w:rFonts w:ascii="Arial" w:eastAsiaTheme="minorEastAsia" w:hAnsi="Arial" w:cs="Arial"/>
+          <w:b/>
+          <w:bCs/>
           <w:lang w:eastAsia="zh-CN"/>
         </w:rPr>
         <w:tab/>
@@ -8897,6 +8927,8 @@
       <w:r>
         <w:rPr>
           <w:rFonts w:ascii="Arial" w:eastAsiaTheme="minorEastAsia" w:hAnsi="Arial" w:cs="Arial"/>
+          <w:b/>
+          <w:bCs/>
           <w:lang w:eastAsia="zh-CN"/>
         </w:rPr>
         <w:t>{{</w:t>
@@ -8905,6 +8937,8 @@
       <w:r>
         <w:rPr>
           <w:rFonts w:ascii="Arial" w:eastAsiaTheme="minorEastAsia" w:hAnsi="Arial" w:cs="Arial"/>
+          <w:b/>
+          <w:bCs/>
           <w:lang w:eastAsia="zh-CN"/>
         </w:rPr>
         <w:t>foundation_plain_strength</w:t>
@@ -8913,6 +8947,8 @@
       <w:r>
         <w:rPr>
           <w:rFonts w:ascii="Arial" w:eastAsiaTheme="minorEastAsia" w:hAnsi="Arial" w:cs="Arial"/>
+          <w:b/>
+          <w:bCs/>
           <w:lang w:eastAsia="zh-CN"/>
         </w:rPr>
         <w:t>}}</w:t>
@@ -8920,6 +8956,8 @@
       <w:r>
         <w:rPr>
           <w:rFonts w:ascii="Arial" w:eastAsiaTheme="minorEastAsia" w:hAnsi="Arial" w:cs="Arial"/>
+          <w:b/>
+          <w:bCs/>
           <w:lang w:eastAsia="zh-CN"/>
         </w:rPr>
         <w:t xml:space="preserve"> MPa </w:t>
@@ -8927,6 +8965,8 @@
       <w:r>
         <w:rPr>
           <w:rFonts w:ascii="Arial" w:eastAsiaTheme="minorEastAsia" w:hAnsi="Arial" w:cs="Arial"/>
+          <w:b/>
+          <w:bCs/>
           <w:lang w:eastAsia="zh-CN"/>
         </w:rPr>
         <w:t xml:space="preserve">Plain Concrete / </w:t>
@@ -8934,6 +8974,8 @@
       <w:r>
         <w:rPr>
           <w:rFonts w:ascii="Arial" w:eastAsiaTheme="minorEastAsia" w:hAnsi="Arial" w:cs="Arial"/>
+          <w:b/>
+          <w:bCs/>
           <w:lang w:eastAsia="zh-CN"/>
         </w:rPr>
         <w:t>{{</w:t>
@@ -8942,6 +8984,8 @@
       <w:r>
         <w:rPr>
           <w:rFonts w:ascii="Arial" w:eastAsiaTheme="minorEastAsia" w:hAnsi="Arial" w:cs="Arial"/>
+          <w:b/>
+          <w:bCs/>
           <w:lang w:eastAsia="zh-CN"/>
         </w:rPr>
         <w:t>foundation_fibre_strength</w:t>
@@ -8950,6 +8994,8 @@
       <w:r>
         <w:rPr>
           <w:rFonts w:ascii="Arial" w:eastAsiaTheme="minorEastAsia" w:hAnsi="Arial" w:cs="Arial"/>
+          <w:b/>
+          <w:bCs/>
           <w:lang w:eastAsia="zh-CN"/>
         </w:rPr>
         <w:t>}}</w:t>
@@ -8957,6 +9003,8 @@
       <w:r>
         <w:rPr>
           <w:rFonts w:ascii="Arial" w:eastAsiaTheme="minorEastAsia" w:hAnsi="Arial" w:cs="Arial"/>
+          <w:b/>
+          <w:bCs/>
           <w:lang w:eastAsia="zh-CN"/>
         </w:rPr>
         <w:t xml:space="preserve"> MPa </w:t>
@@ -8965,6 +9013,8 @@
       <w:r>
         <w:rPr>
           <w:rFonts w:ascii="Arial" w:eastAsiaTheme="minorEastAsia" w:hAnsi="Arial" w:cs="Arial"/>
+          <w:b/>
+          <w:bCs/>
           <w:lang w:eastAsia="zh-CN"/>
         </w:rPr>
         <w:t>Firbre</w:t>
@@ -8973,6 +9023,8 @@
       <w:r>
         <w:rPr>
           <w:rFonts w:ascii="Arial" w:eastAsiaTheme="minorEastAsia" w:hAnsi="Arial" w:cs="Arial"/>
+          <w:b/>
+          <w:bCs/>
           <w:lang w:eastAsia="zh-CN"/>
         </w:rPr>
         <w:t xml:space="preserve"> Concrete </w:t>
@@ -8983,12 +9035,16 @@
         <w:spacing w:before="120" w:after="120"/>
         <w:rPr>
           <w:rFonts w:ascii="Arial" w:eastAsiaTheme="minorEastAsia" w:hAnsi="Arial" w:cs="Arial"/>
-          <w:lang w:eastAsia="zh-CN"/>
-        </w:rPr>
-      </w:pPr>
-      <w:r>
-        <w:rPr>
-          <w:rFonts w:ascii="Arial" w:eastAsiaTheme="minorEastAsia" w:hAnsi="Arial" w:cs="Arial"/>
+          <w:b/>
+          <w:bCs/>
+          <w:lang w:eastAsia="zh-CN"/>
+        </w:rPr>
+      </w:pPr>
+      <w:r>
+        <w:rPr>
+          <w:rFonts w:ascii="Arial" w:eastAsiaTheme="minorEastAsia" w:hAnsi="Arial" w:cs="Arial"/>
+          <w:b/>
+          <w:bCs/>
           <w:lang w:eastAsia="zh-CN"/>
         </w:rPr>
         <w:t>Metal deck topping</w:t>
@@ -8996,6 +9052,8 @@
       <w:r>
         <w:rPr>
           <w:rFonts w:ascii="Arial" w:eastAsiaTheme="minorEastAsia" w:hAnsi="Arial" w:cs="Arial"/>
+          <w:b/>
+          <w:bCs/>
           <w:lang w:eastAsia="zh-CN"/>
         </w:rPr>
         <w:t>:</w:t>
@@ -9003,6 +9061,8 @@
       <w:r>
         <w:rPr>
           <w:rFonts w:ascii="Arial" w:eastAsiaTheme="minorEastAsia" w:hAnsi="Arial" w:cs="Arial" w:hint="eastAsia"/>
+          <w:b/>
+          <w:bCs/>
           <w:lang w:eastAsia="zh-CN"/>
         </w:rPr>
         <w:t xml:space="preserve"> </w:t>
@@ -9010,6 +9070,8 @@
       <w:r>
         <w:rPr>
           <w:rFonts w:ascii="Arial" w:eastAsiaTheme="minorEastAsia" w:hAnsi="Arial" w:cs="Arial"/>
+          <w:b/>
+          <w:bCs/>
           <w:lang w:eastAsia="zh-CN"/>
         </w:rPr>
         <w:t>{{</w:t>
@@ -9018,6 +9080,8 @@
       <w:r>
         <w:rPr>
           <w:rFonts w:ascii="Arial" w:eastAsiaTheme="minorEastAsia" w:hAnsi="Arial" w:cs="Arial"/>
+          <w:b/>
+          <w:bCs/>
           <w:lang w:eastAsia="zh-CN"/>
         </w:rPr>
         <w:t>metal_deck_topping_strength</w:t>
@@ -9026,6 +9090,8 @@
       <w:r>
         <w:rPr>
           <w:rFonts w:ascii="Arial" w:eastAsiaTheme="minorEastAsia" w:hAnsi="Arial" w:cs="Arial"/>
+          <w:b/>
+          <w:bCs/>
           <w:lang w:eastAsia="zh-CN"/>
         </w:rPr>
         <w:t>}}</w:t>
@@ -9033,6 +9099,8 @@
       <w:r>
         <w:rPr>
           <w:rFonts w:ascii="Arial" w:eastAsiaTheme="minorEastAsia" w:hAnsi="Arial" w:cs="Arial" w:hint="eastAsia"/>
+          <w:b/>
+          <w:bCs/>
           <w:lang w:eastAsia="zh-CN"/>
         </w:rPr>
         <w:t xml:space="preserve"> </w:t>
@@ -9040,6 +9108,8 @@
       <w:r>
         <w:rPr>
           <w:rFonts w:ascii="Arial" w:eastAsiaTheme="minorEastAsia" w:hAnsi="Arial" w:cs="Arial"/>
+          <w:b/>
+          <w:bCs/>
           <w:lang w:eastAsia="zh-CN"/>
         </w:rPr>
         <w:t>MPa</w:t>
@@ -15598,7 +15668,7 @@
       <w:bookmarkStart w:id="127" w:name="_Toc202107160"/>
       <w:r>
         <w:lastRenderedPageBreak/>
-        <w:t>6.6.2 Cutting and Holing</w:t>
+        <w:t>Cutting and Holing</w:t>
       </w:r>
       <w:bookmarkEnd w:id="127"/>
     </w:p>
@@ -19286,6 +19356,8 @@
       <w:r>
         <w:rPr>
           <w:rFonts w:ascii="Arial" w:eastAsiaTheme="minorEastAsia" w:hAnsi="Arial" w:cs="Arial"/>
+          <w:b/>
+          <w:bCs/>
           <w:lang w:val="en-GB" w:eastAsia="zh-CN"/>
         </w:rPr>
         <w:t>{{</w:t>
@@ -19294,6 +19366,8 @@
       <w:r>
         <w:rPr>
           <w:rFonts w:ascii="Arial" w:eastAsiaTheme="minorEastAsia" w:hAnsi="Arial" w:cs="Arial"/>
+          <w:b/>
+          <w:bCs/>
           <w:lang w:val="en-GB" w:eastAsia="zh-CN"/>
         </w:rPr>
         <w:t>grout_strength</w:t>
@@ -19302,6 +19376,8 @@
       <w:r>
         <w:rPr>
           <w:rFonts w:ascii="Arial" w:eastAsiaTheme="minorEastAsia" w:hAnsi="Arial" w:cs="Arial"/>
+          <w:b/>
+          <w:bCs/>
           <w:lang w:val="en-GB" w:eastAsia="zh-CN"/>
         </w:rPr>
         <w:t>}}</w:t>
@@ -19311,7 +19387,7 @@
           <w:rFonts w:ascii="Arial" w:eastAsiaTheme="minorEastAsia" w:hAnsi="Arial" w:cs="Arial"/>
           <w:lang w:val="en-GB" w:eastAsia="zh-CN"/>
         </w:rPr>
-        <w:t xml:space="preserve"> MPa (Zone C), </w:t>
+        <w:t xml:space="preserve">, </w:t>
       </w:r>
       <w:r>
         <w:rPr>
@@ -31791,6 +31867,7 @@
   <w:style w:type="character" w:default="1" w:styleId="DefaultParagraphFont">
     <w:name w:val="Default Paragraph Font"/>
     <w:uiPriority w:val="1"/>
+    <w:semiHidden/>
     <w:unhideWhenUsed/>
   </w:style>
   <w:style w:type="table" w:default="1" w:styleId="TableNormal">
